--- a/bao_cao/Thực tập tốt nghiệp/Nhật ký tuần 1.docx
+++ b/bao_cao/Thực tập tốt nghiệp/Nhật ký tuần 1.docx
@@ -1061,7 +1061,7 @@
                 <w:sz w:val="28"/>
                 <w:lang w:val="de-DE"/>
               </w:rPr>
-              <w:t>9</w:t>
+              <w:t>8</w:t>
             </w:r>
             <w:r>
               <w:rPr>
